--- a/public/gallery/examples/account-executive/zh-hant-hk/resume.docx
+++ b/public/gallery/examples/account-executive/zh-hant-hk/resume.docx
@@ -66,7 +66,7 @@
         </w:rPr>
         <w:t xml:space="preserve">📧 </w:t>
       </w:r>
-      <w:hyperlink w:history="1" r:id="rIdspisjqquswua2u4isf0kg">
+      <w:hyperlink w:history="1" r:id="rIdcpyngstuj5x_3dszwmzut">
         <w:r>
           <w:rPr>
             <w:sz w:val="18"/>
@@ -89,7 +89,7 @@
         </w:rPr>
         <w:t xml:space="preserve">🔗 </w:t>
       </w:r>
-      <w:hyperlink w:history="1" r:id="rIdkgf6piv96k8asef1zd3zn">
+      <w:hyperlink w:history="1" r:id="rIden9gehctdew_hy_op8i5u">
         <w:r>
           <w:rPr>
             <w:sz w:val="18"/>
@@ -124,7 +124,7 @@
         <w:spacing w:after="200" w:line="276"/>
         <w:jc w:val="center"/>
       </w:pPr>
-      <w:hyperlink w:history="1" r:id="rIdupesxzhvuzowvl-7flo4q">
+      <w:hyperlink w:history="1" r:id="rIdvfrddheac3oiaojxq7l8h">
         <w:r>
           <w:rPr>
             <w:sz w:val="18"/>
@@ -140,7 +140,7 @@
         </w:rPr>
         <w:t xml:space="preserve"> • </w:t>
       </w:r>
-      <w:hyperlink w:history="1" r:id="rIdfwpnnocttrmzjdzyw4re1">
+      <w:hyperlink w:history="1" r:id="rIds2aax--fvnrhsbvfou4cw">
         <w:r>
           <w:rPr>
             <w:sz w:val="18"/>
@@ -287,7 +287,7 @@
         </w:rPr>
         <w:t xml:space="preserve">	</w:t>
       </w:r>
-      <w:hyperlink w:history="1" r:id="rIdn9zhc4hlpmmjwo4sngfa-">
+      <w:hyperlink w:history="1" r:id="rId7h_ogeuoy5cgnh7_cdnxn">
         <w:r>
           <w:rPr>
             <w:sz w:val="18"/>
@@ -450,7 +450,7 @@
         </w:rPr>
         <w:t xml:space="preserve">	</w:t>
       </w:r>
-      <w:hyperlink w:history="1" r:id="rIddzejdhkamtvotrpdfbpwc">
+      <w:hyperlink w:history="1" r:id="rId_2sacdhznnay2qvp0vrih">
         <w:r>
           <w:rPr>
             <w:sz w:val="18"/>
@@ -632,7 +632,7 @@
         </w:rPr>
         <w:t xml:space="preserve">	</w:t>
       </w:r>
-      <w:hyperlink w:history="1" r:id="rIdylzh8p-py_aqcaajy3jxn">
+      <w:hyperlink w:history="1" r:id="rIdlxswpmx3bthczjy9dktnx">
         <w:r>
           <w:rPr>
             <w:sz w:val="18"/>
@@ -795,7 +795,7 @@
         </w:rPr>
         <w:t xml:space="preserve">	</w:t>
       </w:r>
-      <w:hyperlink w:history="1" r:id="rIdk946j8g9hy9jf4brzg-yd">
+      <w:hyperlink w:history="1" r:id="rId85fmuj83iqr7mrm3dr1kc">
         <w:r>
           <w:rPr>
             <w:sz w:val="18"/>
@@ -1303,7 +1303,7 @@
         </w:rPr>
         <w:t xml:space="preserve">	</w:t>
       </w:r>
-      <w:hyperlink w:history="1" r:id="rIdcxqibocwjoatkclwgrdaa">
+      <w:hyperlink w:history="1" r:id="rIddmrep3sgm05k-x3v3u13p">
         <w:r>
           <w:rPr>
             <w:sz w:val="18"/>
@@ -1369,7 +1369,7 @@
         </w:rPr>
         <w:t xml:space="preserve">	</w:t>
       </w:r>
-      <w:hyperlink w:history="1" r:id="rIdvamvrwywt3lvkt09weoif">
+      <w:hyperlink w:history="1" r:id="rId3otsd_dbplr0mr9btnawa">
         <w:r>
           <w:rPr>
             <w:sz w:val="18"/>
@@ -1784,7 +1784,7 @@
         </w:rPr>
         <w:t xml:space="preserve">	</w:t>
       </w:r>
-      <w:hyperlink w:history="1" r:id="rIde8-rr0fht2vonoy1hb0qq">
+      <w:hyperlink w:history="1" r:id="rIdm0acj2wipy4p6f2xfkfwh">
         <w:r>
           <w:rPr>
             <w:sz w:val="18"/>
